--- a/TogetherMindsAI_Risk_Audit.docx
+++ b/TogetherMindsAI_Risk_Audit.docx
@@ -15,7 +15,7 @@
     </w:p>
     <w:p>
       <w:r>
-        <w:t>Generated: 13 April 2026</w:t>
+        <w:t>Generated: 14 May 2026</w:t>
       </w:r>
     </w:p>
     <w:p>
@@ -1729,14 +1729,6 @@
         <w:pStyle w:val="ListBullet"/>
       </w:pPr>
       <w:r>
-        <w:t>templates/home.html — "AI-powered mental health support"</w:t>
-      </w:r>
-    </w:p>
-    <w:p>
-      <w:pPr>
-        <w:pStyle w:val="ListBullet"/>
-      </w:pPr>
-      <w:r>
         <w:t>ai_therapist.py lines 226-292 — AI described as "a thoughtful, experienced counsellor"</w:t>
       </w:r>
     </w:p>

--- a/TogetherMindsAI_Risk_Audit.docx
+++ b/TogetherMindsAI_Risk_Audit.docx
@@ -3395,7 +3395,7 @@
     </w:p>
     <w:p>
       <w:r>
-        <w:t>6-char session IDs correctly decouple session from user identity. However, the user's UUID is broadcast to other participants via SocketIO events.</w:t>
+        <w:t>Long randomized private key session IDs correctly decouple session from user identity. However, the user's UUID is broadcast to other participants via SocketIO events.</w:t>
       </w:r>
     </w:p>
     <w:p>
